--- a/zht/docx/31.content.docx
+++ b/zht/docx/31.content.docx
@@ -19,7 +19,7 @@
         <w:rPr>
           <w:lang w:val="zh_TW" w:bidi="zh_TW"/>
         </w:rPr>
-        <w:t>Resource: 研讀筆記 - 書籍簡介 (Tyndale)</w:t>
+        <w:t>Resource: Tyndale Open Study Notes</w:t>
       </w:r>
       <w:r>
         <w:rPr>
@@ -112,7 +112,7 @@
         <w:rPr>
           <w:lang w:val="zh_TW" w:bidi="zh_TW"/>
         </w:rPr>
-        <w:t>研讀筆記 - 書籍簡介 (Tyndale)</w:t>
+        <w:t>Tyndale Open Study Notes</w:t>
       </w:r>
     </w:p>
     <w:p>

--- a/zht/docx/31.content.docx
+++ b/zht/docx/31.content.docx
@@ -19,7 +19,7 @@
         <w:rPr>
           <w:lang w:val="zh_TW" w:bidi="zh_TW"/>
         </w:rPr>
-        <w:t>Resource: Tyndale Open Study Notes</w:t>
+        <w:t>Resource: Aquifer Open Study Notes (Book Intros)</w:t>
       </w:r>
       <w:r>
         <w:rPr>
@@ -112,7 +112,7 @@
         <w:rPr>
           <w:lang w:val="zh_TW" w:bidi="zh_TW"/>
         </w:rPr>
-        <w:t>Tyndale Open Study Notes</w:t>
+        <w:t>Aquifer Open Study Notes (Book Intros)</w:t>
       </w:r>
     </w:p>
     <w:p>

--- a/zht/docx/31.content.docx
+++ b/zht/docx/31.content.docx
@@ -258,90 +258,60 @@
         </w:rPr>
         <w:t>以東人是雅各的兄弟以掃的後代（見</w:t>
       </w:r>
-      <w:hyperlink r:id="rId13">
-        <w:r>
-          <w:rPr>
-            <w:lang w:val="zh_TW" w:bidi="zh_TW"/>
-          </w:rPr>
-          <w:rPr>
-            <w:color w:val="0000EE"/>
-            <w:u w:val="single"/>
-          </w:rPr>
-          <w:t>創25:30</w:t>
-        </w:r>
-      </w:hyperlink>
+      <w:r>
+        <w:rPr>
+          <w:lang w:val="zh_TW" w:bidi="zh_TW"/>
+        </w:rPr>
+        <w:t>創25:30</w:t>
+      </w:r>
       <w:r>
         <w:rPr>
           <w:lang w:val="zh_TW" w:bidi="zh_TW"/>
         </w:rPr>
         <w:t>）。以東人主要居住在亞拉巴東方的高地和死海南部。在以色列王國時期（約公元前1050至586年），以東人大多數時候是南國猶大的附屬國（</w:t>
       </w:r>
-      <w:hyperlink r:id="rId14">
-        <w:r>
-          <w:rPr>
-            <w:lang w:val="zh_TW" w:bidi="zh_TW"/>
-          </w:rPr>
-          <w:rPr>
-            <w:color w:val="0000EE"/>
-            <w:u w:val="single"/>
-          </w:rPr>
-          <w:t>撒下8:14</w:t>
-        </w:r>
-      </w:hyperlink>
+      <w:r>
+        <w:rPr>
+          <w:lang w:val="zh_TW" w:bidi="zh_TW"/>
+        </w:rPr>
+        <w:t>撒下8:14</w:t>
+      </w:r>
       <w:r>
         <w:rPr>
           <w:lang w:val="zh_TW" w:bidi="zh_TW"/>
         </w:rPr>
         <w:t>；</w:t>
       </w:r>
-      <w:hyperlink r:id="rId15">
-        <w:r>
-          <w:rPr>
-            <w:lang w:val="zh_TW" w:bidi="zh_TW"/>
-          </w:rPr>
-          <w:rPr>
-            <w:color w:val="0000EE"/>
-            <w:u w:val="single"/>
-          </w:rPr>
-          <w:t>王上11:14–16</w:t>
-        </w:r>
-      </w:hyperlink>
+      <w:r>
+        <w:rPr>
+          <w:lang w:val="zh_TW" w:bidi="zh_TW"/>
+        </w:rPr>
+        <w:t>王上11:14–16</w:t>
+      </w:r>
       <w:r>
         <w:rPr>
           <w:lang w:val="zh_TW" w:bidi="zh_TW"/>
         </w:rPr>
         <w:t>；</w:t>
       </w:r>
-      <w:hyperlink r:id="rId16">
-        <w:r>
-          <w:rPr>
-            <w:lang w:val="zh_TW" w:bidi="zh_TW"/>
-          </w:rPr>
-          <w:rPr>
-            <w:color w:val="0000EE"/>
-            <w:u w:val="single"/>
-          </w:rPr>
-          <w:t>王下8:20–22</w:t>
-        </w:r>
-      </w:hyperlink>
+      <w:r>
+        <w:rPr>
+          <w:lang w:val="zh_TW" w:bidi="zh_TW"/>
+        </w:rPr>
+        <w:t>王下8:20–22</w:t>
+      </w:r>
       <w:r>
         <w:rPr>
           <w:lang w:val="zh_TW" w:bidi="zh_TW"/>
         </w:rPr>
         <w:t>；參</w:t>
       </w:r>
-      <w:hyperlink r:id="rId17">
-        <w:r>
-          <w:rPr>
-            <w:lang w:val="zh_TW" w:bidi="zh_TW"/>
-          </w:rPr>
-          <w:rPr>
-            <w:color w:val="0000EE"/>
-            <w:u w:val="single"/>
-          </w:rPr>
-          <w:t>王下3:9–14</w:t>
-        </w:r>
-      </w:hyperlink>
+      <w:r>
+        <w:rPr>
+          <w:lang w:val="zh_TW" w:bidi="zh_TW"/>
+        </w:rPr>
+        <w:t>王下3:9–14</w:t>
+      </w:r>
       <w:r>
         <w:rPr>
           <w:lang w:val="zh_TW" w:bidi="zh_TW"/>
@@ -362,36 +332,24 @@
         </w:rPr>
         <w:t>作為一個國家，以東人重演了以掃最初對雅各的敵意。例如，以東人抵擋從埃及出來的以色列（</w:t>
       </w:r>
-      <w:hyperlink r:id="rId18">
-        <w:r>
-          <w:rPr>
-            <w:lang w:val="zh_TW" w:bidi="zh_TW"/>
-          </w:rPr>
-          <w:rPr>
-            <w:color w:val="0000EE"/>
-            <w:u w:val="single"/>
-          </w:rPr>
-          <w:t>民20:14–21</w:t>
-        </w:r>
-      </w:hyperlink>
+      <w:r>
+        <w:rPr>
+          <w:lang w:val="zh_TW" w:bidi="zh_TW"/>
+        </w:rPr>
+        <w:t>民20:14–21</w:t>
+      </w:r>
       <w:r>
         <w:rPr>
           <w:lang w:val="zh_TW" w:bidi="zh_TW"/>
         </w:rPr>
         <w:t>，</w:t>
       </w:r>
-      <w:hyperlink r:id="rId19">
-        <w:r>
-          <w:rPr>
-            <w:lang w:val="zh_TW" w:bidi="zh_TW"/>
-          </w:rPr>
-          <w:rPr>
-            <w:color w:val="0000EE"/>
-            <w:u w:val="single"/>
-          </w:rPr>
-          <w:t>21:4</w:t>
-        </w:r>
-      </w:hyperlink>
+      <w:r>
+        <w:rPr>
+          <w:lang w:val="zh_TW" w:bidi="zh_TW"/>
+        </w:rPr>
+        <w:t>21:4</w:t>
+      </w:r>
       <w:r>
         <w:rPr>
           <w:lang w:val="zh_TW" w:bidi="zh_TW"/>
@@ -437,18 +395,12 @@
         </w:rPr>
         <w:t>在俄巴底亞書的開始部分（</w:t>
       </w:r>
-      <w:hyperlink r:id="rId20">
-        <w:r>
-          <w:rPr>
-            <w:lang w:val="zh_TW" w:bidi="zh_TW"/>
-          </w:rPr>
-          <w:rPr>
-            <w:color w:val="0000EE"/>
-            <w:u w:val="single"/>
-          </w:rPr>
-          <w:t>1:1–9</w:t>
-        </w:r>
-      </w:hyperlink>
+      <w:r>
+        <w:rPr>
+          <w:lang w:val="zh_TW" w:bidi="zh_TW"/>
+        </w:rPr>
+        <w:t>1:1–9</w:t>
+      </w:r>
       <w:r>
         <w:rPr>
           <w:lang w:val="zh_TW" w:bidi="zh_TW"/>
@@ -469,18 +421,12 @@
         </w:rPr>
         <w:t>第二部分（</w:t>
       </w:r>
-      <w:hyperlink r:id="rId21">
-        <w:r>
-          <w:rPr>
-            <w:lang w:val="zh_TW" w:bidi="zh_TW"/>
-          </w:rPr>
-          <w:rPr>
-            <w:color w:val="0000EE"/>
-            <w:u w:val="single"/>
-          </w:rPr>
-          <w:t>1:10–14</w:t>
-        </w:r>
-      </w:hyperlink>
+      <w:r>
+        <w:rPr>
+          <w:lang w:val="zh_TW" w:bidi="zh_TW"/>
+        </w:rPr>
+        <w:t>1:10–14</w:t>
+      </w:r>
       <w:r>
         <w:rPr>
           <w:lang w:val="zh_TW" w:bidi="zh_TW"/>
@@ -501,54 +447,36 @@
         </w:rPr>
         <w:t>在第三部分也是最後一個部分（</w:t>
       </w:r>
-      <w:hyperlink r:id="rId22">
-        <w:r>
-          <w:rPr>
-            <w:lang w:val="zh_TW" w:bidi="zh_TW"/>
-          </w:rPr>
-          <w:rPr>
-            <w:color w:val="0000EE"/>
-            <w:u w:val="single"/>
-          </w:rPr>
-          <w:t>1:15–21</w:t>
-        </w:r>
-      </w:hyperlink>
+      <w:r>
+        <w:rPr>
+          <w:lang w:val="zh_TW" w:bidi="zh_TW"/>
+        </w:rPr>
+        <w:t>1:15–21</w:t>
+      </w:r>
       <w:r>
         <w:rPr>
           <w:lang w:val="zh_TW" w:bidi="zh_TW"/>
         </w:rPr>
         <w:t>），俄巴底亞預見到耶和華即將來臨的日子，其高峰是一個屬於神的普世王國。那些作惡的人將遭受可怕的後果（</w:t>
       </w:r>
-      <w:hyperlink r:id="rId23">
-        <w:r>
-          <w:rPr>
-            <w:lang w:val="zh_TW" w:bidi="zh_TW"/>
-          </w:rPr>
-          <w:rPr>
-            <w:color w:val="0000EE"/>
-            <w:u w:val="single"/>
-          </w:rPr>
-          <w:t>1:15–16</w:t>
-        </w:r>
-      </w:hyperlink>
+      <w:r>
+        <w:rPr>
+          <w:lang w:val="zh_TW" w:bidi="zh_TW"/>
+        </w:rPr>
+        <w:t>1:15–16</w:t>
+      </w:r>
       <w:r>
         <w:rPr>
           <w:lang w:val="zh_TW" w:bidi="zh_TW"/>
         </w:rPr>
         <w:t>），而那些受到不公正待遇的人將得到復興（</w:t>
       </w:r>
-      <w:hyperlink r:id="rId24">
-        <w:r>
-          <w:rPr>
-            <w:lang w:val="zh_TW" w:bidi="zh_TW"/>
-          </w:rPr>
-          <w:rPr>
-            <w:color w:val="0000EE"/>
-            <w:u w:val="single"/>
-          </w:rPr>
-          <w:t>1:17–21</w:t>
-        </w:r>
-      </w:hyperlink>
+      <w:r>
+        <w:rPr>
+          <w:lang w:val="zh_TW" w:bidi="zh_TW"/>
+        </w:rPr>
+        <w:t>1:17–21</w:t>
+      </w:r>
       <w:r>
         <w:rPr>
           <w:lang w:val="zh_TW" w:bidi="zh_TW"/>
@@ -580,18 +508,12 @@
         </w:rPr>
         <w:t>俄巴底亞這個名字的意思是「耶和華的僕人」。人們主要是通過他的預言和經文的線索來了解他，這些線索關乎他所處的時間和地點。在舊約中，有幾位名叫俄巴底亞的以色列人，包括早期亞哈王的家宰（</w:t>
       </w:r>
-      <w:hyperlink r:id="rId25">
-        <w:r>
-          <w:rPr>
-            <w:lang w:val="zh_TW" w:bidi="zh_TW"/>
-          </w:rPr>
-          <w:rPr>
-            <w:color w:val="0000EE"/>
-            <w:u w:val="single"/>
-          </w:rPr>
-          <w:t>王上18:3–16</w:t>
-        </w:r>
-      </w:hyperlink>
+      <w:r>
+        <w:rPr>
+          <w:lang w:val="zh_TW" w:bidi="zh_TW"/>
+        </w:rPr>
+        <w:t>王上18:3–16</w:t>
+      </w:r>
       <w:r>
         <w:rPr>
           <w:lang w:val="zh_TW" w:bidi="zh_TW"/>
@@ -612,36 +534,24 @@
         </w:rPr>
         <w:t>俄巴底亞的預言是因猶大國被入侵而發出的。在公元前586年，巴比倫王尼布甲尼撒終結了猶大的獨立地位，並擄走了其最後一位王，西底家（</w:t>
       </w:r>
-      <w:hyperlink r:id="rId26">
-        <w:r>
-          <w:rPr>
-            <w:lang w:val="zh_TW" w:bidi="zh_TW"/>
-          </w:rPr>
-          <w:rPr>
-            <w:color w:val="0000EE"/>
-            <w:u w:val="single"/>
-          </w:rPr>
-          <w:t>王下25:1–30</w:t>
-        </w:r>
-      </w:hyperlink>
+      <w:r>
+        <w:rPr>
+          <w:lang w:val="zh_TW" w:bidi="zh_TW"/>
+        </w:rPr>
+        <w:t>王下25:1–30</w:t>
+      </w:r>
       <w:r>
         <w:rPr>
           <w:lang w:val="zh_TW" w:bidi="zh_TW"/>
         </w:rPr>
         <w:t>）。在俄巴底亞書之外，幾乎找不到任何地方，提到以東人對此事件的具體反應（另見</w:t>
       </w:r>
-      <w:hyperlink r:id="rId27">
-        <w:r>
-          <w:rPr>
-            <w:lang w:val="zh_TW" w:bidi="zh_TW"/>
-          </w:rPr>
-          <w:rPr>
-            <w:color w:val="0000EE"/>
-            <w:u w:val="single"/>
-          </w:rPr>
-          <w:t>賽34:5–10</w:t>
-        </w:r>
-      </w:hyperlink>
+      <w:r>
+        <w:rPr>
+          <w:lang w:val="zh_TW" w:bidi="zh_TW"/>
+        </w:rPr>
+        <w:t>賽34:5–10</w:t>
+      </w:r>
       <w:r>
         <w:rPr>
           <w:lang w:val="zh_TW" w:bidi="zh_TW"/>
@@ -673,72 +583,48 @@
         </w:rPr>
         <w:t>俄巴底亞關於以東人的信息，呼應其他先知的預言，其中部分內容與</w:t>
       </w:r>
-      <w:hyperlink r:id="rId28">
-        <w:r>
-          <w:rPr>
-            <w:lang w:val="zh_TW" w:bidi="zh_TW"/>
-          </w:rPr>
-          <w:rPr>
-            <w:color w:val="0000EE"/>
-            <w:u w:val="single"/>
-          </w:rPr>
-          <w:t>耶利米書四十九章9節</w:t>
-        </w:r>
-      </w:hyperlink>
+      <w:r>
+        <w:rPr>
+          <w:lang w:val="zh_TW" w:bidi="zh_TW"/>
+        </w:rPr>
+        <w:t>耶利米書四十九章9節</w:t>
+      </w:r>
       <w:r>
         <w:rPr>
           <w:lang w:val="zh_TW" w:bidi="zh_TW"/>
         </w:rPr>
         <w:t>和</w:t>
       </w:r>
-      <w:hyperlink r:id="rId29">
-        <w:r>
-          <w:rPr>
-            <w:lang w:val="zh_TW" w:bidi="zh_TW"/>
-          </w:rPr>
-          <w:rPr>
-            <w:color w:val="0000EE"/>
-            <w:u w:val="single"/>
-          </w:rPr>
-          <w:t>14–16節</w:t>
-        </w:r>
-      </w:hyperlink>
+      <w:r>
+        <w:rPr>
+          <w:lang w:val="zh_TW" w:bidi="zh_TW"/>
+        </w:rPr>
+        <w:t>14–16節</w:t>
+      </w:r>
       <w:r>
         <w:rPr>
           <w:lang w:val="zh_TW" w:bidi="zh_TW"/>
         </w:rPr>
         <w:t>關係密切。因此，我們應該同時閱讀這書卷和其他關於以東人將來的預言，甚至可以作為</w:t>
       </w:r>
-      <w:hyperlink r:id="rId30">
-        <w:r>
-          <w:rPr>
-            <w:lang w:val="zh_TW" w:bidi="zh_TW"/>
-          </w:rPr>
-          <w:rPr>
-            <w:color w:val="0000EE"/>
-            <w:u w:val="single"/>
-          </w:rPr>
-          <w:t>約珥書三章19節</w:t>
-        </w:r>
-      </w:hyperlink>
+      <w:r>
+        <w:rPr>
+          <w:lang w:val="zh_TW" w:bidi="zh_TW"/>
+        </w:rPr>
+        <w:t>約珥書三章19節</w:t>
+      </w:r>
       <w:r>
         <w:rPr>
           <w:lang w:val="zh_TW" w:bidi="zh_TW"/>
         </w:rPr>
         <w:t>和</w:t>
       </w:r>
-      <w:hyperlink r:id="rId31">
-        <w:r>
-          <w:rPr>
-            <w:lang w:val="zh_TW" w:bidi="zh_TW"/>
-          </w:rPr>
-          <w:rPr>
-            <w:color w:val="0000EE"/>
-            <w:u w:val="single"/>
-          </w:rPr>
-          <w:t>阿摩司書九章12節</w:t>
-        </w:r>
-      </w:hyperlink>
+      <w:r>
+        <w:rPr>
+          <w:lang w:val="zh_TW" w:bidi="zh_TW"/>
+        </w:rPr>
+        <w:t>阿摩司書九章12節</w:t>
+      </w:r>
       <w:r>
         <w:rPr>
           <w:lang w:val="zh_TW" w:bidi="zh_TW"/>
@@ -797,18 +683,12 @@
         </w:rPr>
         <w:t>）反彈到他們身上：「你怎樣行……也必照樣向你行」（</w:t>
       </w:r>
-      <w:hyperlink r:id="rId32">
-        <w:r>
-          <w:rPr>
-            <w:lang w:val="zh_TW" w:bidi="zh_TW"/>
-          </w:rPr>
-          <w:rPr>
-            <w:color w:val="0000EE"/>
-            <w:u w:val="single"/>
-          </w:rPr>
-          <w:t>1:15</w:t>
-        </w:r>
-      </w:hyperlink>
+      <w:r>
+        <w:rPr>
+          <w:lang w:val="zh_TW" w:bidi="zh_TW"/>
+        </w:rPr>
+        <w:t>1:15</w:t>
+      </w:r>
       <w:r>
         <w:rPr>
           <w:lang w:val="zh_TW" w:bidi="zh_TW"/>
@@ -829,18 +709,12 @@
         </w:rPr>
         <w:t>耶和華的日子將會來臨，為受壓迫者帶來完全的公義，懲罰壓迫者，並且開始一個普世的王國，在這個王國中，耶和華將統治列邦。在地理和歷史層面上，這意味著以色列將重新回到她的土地，並掌管以東人的土地。在普世層面上，以東人的懲罰只是更大審判的一部分。不僅是以東人，「萬國」（</w:t>
       </w:r>
-      <w:hyperlink r:id="rId33">
-        <w:r>
-          <w:rPr>
-            <w:lang w:val="zh_TW" w:bidi="zh_TW"/>
-          </w:rPr>
-          <w:rPr>
-            <w:color w:val="0000EE"/>
-            <w:u w:val="single"/>
-          </w:rPr>
-          <w:t>1:16</w:t>
-        </w:r>
-      </w:hyperlink>
+      <w:r>
+        <w:rPr>
+          <w:lang w:val="zh_TW" w:bidi="zh_TW"/>
+        </w:rPr>
+        <w:t>1:16</w:t>
+      </w:r>
       <w:r>
         <w:rPr>
           <w:lang w:val="zh_TW" w:bidi="zh_TW"/>
@@ -861,72 +735,48 @@
         </w:rPr>
         <w:t>這幅關於神的圖像，主導了俄巴底亞的神學，並迫使現代讀者面臨一個選擇——我們要事奉誰，是對邪惡漠不關心的神，還是在俄巴底亞書看到的公義之神？只有審判邪惡的神，才能向我們保證，邪惡最終不會得勝。俄巴底亞期待那新的日子，「國度就歸耶和華了」（</w:t>
       </w:r>
-      <w:hyperlink r:id="rId34">
-        <w:r>
-          <w:rPr>
-            <w:lang w:val="zh_TW" w:bidi="zh_TW"/>
-          </w:rPr>
-          <w:rPr>
-            <w:color w:val="0000EE"/>
-            <w:u w:val="single"/>
-          </w:rPr>
-          <w:t>1:21</w:t>
-        </w:r>
-      </w:hyperlink>
+      <w:r>
+        <w:rPr>
+          <w:lang w:val="zh_TW" w:bidi="zh_TW"/>
+        </w:rPr>
+        <w:t>1:21</w:t>
+      </w:r>
       <w:r>
         <w:rPr>
           <w:lang w:val="zh_TW" w:bidi="zh_TW"/>
         </w:rPr>
         <w:t>）。當基督宣告「神的國近了」的時候（</w:t>
       </w:r>
-      <w:hyperlink r:id="rId35">
-        <w:r>
-          <w:rPr>
-            <w:lang w:val="zh_TW" w:bidi="zh_TW"/>
-          </w:rPr>
-          <w:rPr>
-            <w:color w:val="0000EE"/>
-            <w:u w:val="single"/>
-          </w:rPr>
-          <w:t>可1:15</w:t>
-        </w:r>
-      </w:hyperlink>
+      <w:r>
+        <w:rPr>
+          <w:lang w:val="zh_TW" w:bidi="zh_TW"/>
+        </w:rPr>
+        <w:t>可1:15</w:t>
+      </w:r>
       <w:r>
         <w:rPr>
           <w:lang w:val="zh_TW" w:bidi="zh_TW"/>
         </w:rPr>
         <w:t>；</w:t>
       </w:r>
-      <w:hyperlink r:id="rId36">
-        <w:r>
-          <w:rPr>
-            <w:lang w:val="zh_TW" w:bidi="zh_TW"/>
-          </w:rPr>
-          <w:rPr>
-            <w:color w:val="0000EE"/>
-            <w:u w:val="single"/>
-          </w:rPr>
-          <w:t>路10:9–12</w:t>
-        </w:r>
-      </w:hyperlink>
+      <w:r>
+        <w:rPr>
+          <w:lang w:val="zh_TW" w:bidi="zh_TW"/>
+        </w:rPr>
+        <w:t>路10:9–12</w:t>
+      </w:r>
       <w:r>
         <w:rPr>
           <w:lang w:val="zh_TW" w:bidi="zh_TW"/>
         </w:rPr>
         <w:t>，</w:t>
       </w:r>
-      <w:hyperlink r:id="rId37">
-        <w:r>
-          <w:rPr>
-            <w:lang w:val="zh_TW" w:bidi="zh_TW"/>
-          </w:rPr>
-          <w:rPr>
-            <w:color w:val="0000EE"/>
-            <w:u w:val="single"/>
-          </w:rPr>
-          <w:t>21:31–33</w:t>
-        </w:r>
-      </w:hyperlink>
+      <w:r>
+        <w:rPr>
+          <w:lang w:val="zh_TW" w:bidi="zh_TW"/>
+        </w:rPr>
+        <w:t>21:31–33</w:t>
+      </w:r>
       <w:r>
         <w:rPr>
           <w:lang w:val="zh_TW" w:bidi="zh_TW"/>
